--- a/4/docs/Теорія прийняття рішень[Лб4].docx
+++ b/4/docs/Теорія прийняття рішень[Лб4].docx
@@ -5422,6 +5422,7 @@
           <w:rFonts w:ascii="Times New Roman" w:eastAsia="Times New Roman" w:hAnsi="Times New Roman" w:cs="Times New Roman"/>
           <w:sz w:val="28"/>
           <w:szCs w:val="28"/>
+          <w:lang w:val="ru-RU"/>
         </w:rPr>
       </w:pPr>
       <w:r>
@@ -5483,6 +5484,31 @@
           <w:szCs w:val="28"/>
         </w:rPr>
         <w:t>методу аналізу ієрархій у різних сферах застосування.</w:t>
+      </w:r>
+      <w:r>
+        <w:rPr>
+          <w:rFonts w:ascii="Times New Roman" w:eastAsia="Times New Roman" w:hAnsi="Times New Roman" w:cs="Times New Roman"/>
+          <w:sz w:val="28"/>
+          <w:szCs w:val="28"/>
+          <w:lang w:val="ru-RU"/>
+        </w:rPr>
+        <w:t xml:space="preserve"> </w:t>
+      </w:r>
+      <w:r>
+        <w:rPr>
+          <w:rFonts w:ascii="Times New Roman" w:eastAsia="Times New Roman" w:hAnsi="Times New Roman" w:cs="Times New Roman"/>
+          <w:sz w:val="28"/>
+          <w:szCs w:val="28"/>
+        </w:rPr>
+        <w:t xml:space="preserve">Квартира в районі Раківки має найвищий глобальний пріоритет, то ж вона </w:t>
+      </w:r>
+      <w:r>
+        <w:rPr>
+          <w:rFonts w:ascii="Times New Roman" w:eastAsia="Times New Roman" w:hAnsi="Times New Roman" w:cs="Times New Roman"/>
+          <w:sz w:val="28"/>
+          <w:szCs w:val="28"/>
+        </w:rPr>
+        <w:t>є найкращим варіантом.</w:t>
       </w:r>
     </w:p>
     <w:p>
@@ -5677,6 +5703,7 @@
           <w:sz w:val="28"/>
           <w:szCs w:val="28"/>
         </w:rPr>
+        <w:lastRenderedPageBreak/>
         <w:t>Відмінність:</w:t>
       </w:r>
     </w:p>
@@ -5700,7 +5727,6 @@
           <w:sz w:val="28"/>
           <w:szCs w:val="28"/>
         </w:rPr>
-        <w:lastRenderedPageBreak/>
         <w:t xml:space="preserve">Метод парних порівнянь застосовується для оцінювання </w:t>
       </w:r>
       <w:r>
@@ -6288,6 +6314,7 @@
           <w:sz w:val="28"/>
           <w:szCs w:val="28"/>
         </w:rPr>
+        <w:lastRenderedPageBreak/>
         <w:t xml:space="preserve">Перевірка узгодженості виконується для </w:t>
       </w:r>
       <w:r>
@@ -6334,7 +6361,6 @@
           <w:sz w:val="28"/>
           <w:szCs w:val="28"/>
         </w:rPr>
-        <w:lastRenderedPageBreak/>
         <w:t xml:space="preserve">Імовірність похибки </w:t>
       </w:r>
       <w:r>
